--- a/Files/01 - Bereshis/06 - Toldos/5785/Toldos 5785.docx
+++ b/Files/01 - Bereshis/06 - Toldos/5785/Toldos 5785.docx
@@ -574,7 +574,7 @@
         <w:rPr>
           <w:rFonts w:ascii="Times New Roman" w:hAnsi="Times New Roman" w:cs="Times New Roman"/>
         </w:rPr>
-        <w:t>in</w:t>
+        <w:t xml:space="preserve">in </w:t>
       </w:r>
       <w:r>
         <w:rPr>
@@ -1600,7 +1600,7 @@
         <w:rPr>
           <w:rFonts w:ascii="Times New Roman" w:hAnsi="Times New Roman" w:cs="Times New Roman"/>
         </w:rPr>
-        <w:t>, for whom</w:t>
+        <w:t xml:space="preserve">, for whom </w:t>
       </w:r>
       <w:r>
         <w:rPr>
